--- a/Logs_Doc/Log_LSTM.docx
+++ b/Logs_Doc/Log_LSTM.docx
@@ -4,7 +4,7 @@
   <w:body>
     <w:p>
       <w:pPr>
-        <w:spacing w:before="240" w:after="0" w:line="276" w:lineRule="auto"/>
+        <w:spacing w:after="0" w:line="276" w:lineRule="auto"/>
         <w:rPr>
           <w:rFonts w:ascii="Times New Roman" w:hAnsi="Times New Roman" w:cs="Times New Roman"/>
           <w:b/>
@@ -40,26 +40,33 @@
         <w:spacing w:before="240" w:line="276" w:lineRule="auto"/>
         <w:jc w:val="both"/>
         <w:rPr>
+          <w:sz w:val="24"/>
+          <w:szCs w:val="24"/>
+        </w:rPr>
+      </w:pPr>
+      <w:r>
+        <w:rPr>
           <w:rFonts w:ascii="Times New Roman" w:eastAsia="Times New Roman" w:hAnsi="Times New Roman" w:cs="Times New Roman"/>
           <w:b/>
           <w:bCs/>
           <w:color w:val="000000"/>
-          <w:sz w:val="28"/>
-          <w:szCs w:val="28"/>
+          <w:sz w:val="24"/>
+          <w:szCs w:val="24"/>
           <w:lang w:bidi="ta-IN"/>
         </w:rPr>
-      </w:pPr>
+        <w:t>Dataset: [</w:t>
+      </w:r>
       <w:r>
         <w:rPr>
           <w:rFonts w:ascii="Times New Roman" w:eastAsia="Times New Roman" w:hAnsi="Times New Roman" w:cs="Times New Roman"/>
           <w:b/>
           <w:bCs/>
           <w:color w:val="000000"/>
-          <w:sz w:val="28"/>
-          <w:szCs w:val="28"/>
+          <w:sz w:val="24"/>
+          <w:szCs w:val="24"/>
           <w:lang w:bidi="ta-IN"/>
         </w:rPr>
-        <w:t>Dataset: [</w:t>
+        <w:t>stock market forecasting Dataset</w:t>
       </w:r>
       <w:r>
         <w:rPr>
@@ -67,11 +74,11 @@
           <w:b/>
           <w:bCs/>
           <w:color w:val="000000"/>
-          <w:sz w:val="28"/>
-          <w:szCs w:val="28"/>
+          <w:sz w:val="24"/>
+          <w:szCs w:val="24"/>
           <w:lang w:bidi="ta-IN"/>
         </w:rPr>
-        <w:t>stock market forecasting Dataset</w:t>
+        <w:t>]</w:t>
       </w:r>
       <w:r>
         <w:rPr>
@@ -79,20 +86,8 @@
           <w:b/>
           <w:bCs/>
           <w:color w:val="000000"/>
-          <w:sz w:val="28"/>
-          <w:szCs w:val="28"/>
-          <w:lang w:bidi="ta-IN"/>
-        </w:rPr>
-        <w:t>]</w:t>
-      </w:r>
-      <w:r>
-        <w:rPr>
-          <w:rFonts w:ascii="Times New Roman" w:eastAsia="Times New Roman" w:hAnsi="Times New Roman" w:cs="Times New Roman"/>
-          <w:b/>
-          <w:bCs/>
-          <w:color w:val="000000"/>
-          <w:sz w:val="28"/>
-          <w:szCs w:val="28"/>
+          <w:sz w:val="24"/>
+          <w:szCs w:val="24"/>
           <w:lang w:bidi="ta-IN"/>
         </w:rPr>
         <w:t xml:space="preserve">: </w:t>
@@ -104,11 +99,71 @@
             <w:rFonts w:ascii="Times New Roman" w:eastAsia="Times New Roman" w:hAnsi="Times New Roman" w:cs="Times New Roman"/>
             <w:b/>
             <w:bCs/>
-            <w:sz w:val="28"/>
-            <w:szCs w:val="28"/>
+            <w:sz w:val="24"/>
+            <w:szCs w:val="24"/>
             <w:lang w:bidi="ta-IN"/>
           </w:rPr>
           <w:t>Dataset</w:t>
+        </w:r>
+      </w:hyperlink>
+    </w:p>
+    <w:p>
+      <w:pPr>
+        <w:shd w:val="clear" w:color="auto" w:fill="FFFFFF"/>
+        <w:spacing w:before="240" w:line="276" w:lineRule="auto"/>
+        <w:rPr>
+          <w:rFonts w:ascii="Times New Roman" w:eastAsia="Times New Roman" w:hAnsi="Times New Roman" w:cs="Times New Roman"/>
+          <w:b/>
+          <w:bCs/>
+          <w:color w:val="000000"/>
+          <w:sz w:val="32"/>
+          <w:szCs w:val="32"/>
+          <w:lang w:bidi="ta-IN"/>
+        </w:rPr>
+      </w:pPr>
+      <w:r>
+        <w:rPr>
+          <w:rFonts w:ascii="Times New Roman" w:hAnsi="Times New Roman" w:cs="Times New Roman"/>
+          <w:b/>
+          <w:bCs/>
+          <w:sz w:val="24"/>
+          <w:szCs w:val="24"/>
+        </w:rPr>
+        <w:t xml:space="preserve">Reference Notebook: </w:t>
+      </w:r>
+      <w:hyperlink r:id="rId9" w:history="1">
+        <w:r>
+          <w:rPr>
+            <w:rStyle w:val="Hyperlink"/>
+            <w:rFonts w:ascii="Times New Roman" w:hAnsi="Times New Roman" w:cs="Times New Roman"/>
+            <w:b/>
+            <w:bCs/>
+            <w:sz w:val="24"/>
+            <w:szCs w:val="24"/>
+          </w:rPr>
+          <w:t>Noteb</w:t>
+        </w:r>
+        <w:r>
+          <w:rPr>
+            <w:rStyle w:val="Hyperlink"/>
+            <w:rFonts w:ascii="Times New Roman" w:hAnsi="Times New Roman" w:cs="Times New Roman"/>
+            <w:b/>
+            <w:bCs/>
+            <w:sz w:val="24"/>
+            <w:szCs w:val="24"/>
+          </w:rPr>
+          <w:t>o</w:t>
+        </w:r>
+        <w:r>
+          <w:rPr>
+            <w:rStyle w:val="Hyperlink"/>
+            <w:rFonts w:ascii="Times New Roman" w:hAnsi="Times New Roman" w:cs="Times New Roman"/>
+            <w:b/>
+            <w:bCs/>
+            <w:sz w:val="24"/>
+            <w:szCs w:val="24"/>
+          </w:rPr>
+          <w:t>ok</w:t>
         </w:r>
       </w:hyperlink>
     </w:p>
@@ -1756,7 +1811,7 @@
         </w:rPr>
         <w:t xml:space="preserve"> the A10 dataset (</w:t>
       </w:r>
-      <w:hyperlink r:id="rId9" w:history="1">
+      <w:hyperlink r:id="rId10" w:history="1">
         <w:r>
           <w:rPr>
             <w:rStyle w:val="Hyperlink"/>
@@ -2166,6 +2221,16 @@
           <w:szCs w:val="24"/>
         </w:rPr>
         <w:t>Implemented Models</w:t>
+      </w:r>
+      <w:r>
+        <w:rPr>
+          <w:rFonts w:ascii="Times New Roman" w:hAnsi="Times New Roman" w:cs="Times New Roman"/>
+          <w:b/>
+          <w:bCs/>
+          <w:sz w:val="24"/>
+          <w:szCs w:val="24"/>
+        </w:rPr>
+        <w:t>:</w:t>
       </w:r>
     </w:p>
     <w:p>
@@ -2321,7 +2386,7 @@
                     </pic:cNvPicPr>
                   </pic:nvPicPr>
                   <pic:blipFill>
-                    <a:blip r:embed="rId10" cstate="print">
+                    <a:blip r:embed="rId11" cstate="print">
                       <a:extLst>
                         <a:ext uri="{28A0092B-C50C-407E-A947-70E740481C1C}">
                           <a14:useLocalDpi xmlns:a14="http://schemas.microsoft.com/office/drawing/2010/main" val="0"/>
@@ -2483,7 +2548,7 @@
                     </pic:cNvPicPr>
                   </pic:nvPicPr>
                   <pic:blipFill>
-                    <a:blip r:embed="rId11" cstate="print">
+                    <a:blip r:embed="rId12" cstate="print">
                       <a:extLst>
                         <a:ext uri="{28A0092B-C50C-407E-A947-70E740481C1C}">
                           <a14:useLocalDpi xmlns:a14="http://schemas.microsoft.com/office/drawing/2010/main" val="0"/>
@@ -2617,7 +2682,7 @@
                     </pic:cNvPicPr>
                   </pic:nvPicPr>
                   <pic:blipFill>
-                    <a:blip r:embed="rId12" cstate="print">
+                    <a:blip r:embed="rId13" cstate="print">
                       <a:extLst>
                         <a:ext uri="{28A0092B-C50C-407E-A947-70E740481C1C}">
                           <a14:useLocalDpi xmlns:a14="http://schemas.microsoft.com/office/drawing/2010/main" val="0"/>
@@ -2750,7 +2815,7 @@
           <w:lang w:bidi="ta-IN"/>
         </w:rPr>
         <w:drawing>
-          <wp:inline distT="0" distB="0" distL="0" distR="0" wp14:anchorId="4EC458DA" wp14:editId="43A144BB">
+          <wp:inline distT="0" distB="0" distL="0" distR="0" wp14:anchorId="4EC458DA" wp14:editId="66BAC5A9">
             <wp:extent cx="4108744" cy="4775200"/>
             <wp:effectExtent l="0" t="0" r="6350" b="0"/>
             <wp:docPr id="4" name="Picture 4" descr="C:\Users\jayan\AppData\Local\Microsoft\Windows\INetCache\Content.MSO\48F0AC73.tmp"/>
@@ -2767,7 +2832,7 @@
                     </pic:cNvPicPr>
                   </pic:nvPicPr>
                   <pic:blipFill>
-                    <a:blip r:embed="rId13" cstate="print">
+                    <a:blip r:embed="rId14" cstate="print">
                       <a:extLst>
                         <a:ext uri="{28A0092B-C50C-407E-A947-70E740481C1C}">
                           <a14:useLocalDpi xmlns:a14="http://schemas.microsoft.com/office/drawing/2010/main" val="0"/>
@@ -3075,7 +3140,7 @@
                     </pic:cNvPicPr>
                   </pic:nvPicPr>
                   <pic:blipFill>
-                    <a:blip r:embed="rId14">
+                    <a:blip r:embed="rId15">
                       <a:extLst>
                         <a:ext uri="{28A0092B-C50C-407E-A947-70E740481C1C}">
                           <a14:useLocalDpi xmlns:a14="http://schemas.microsoft.com/office/drawing/2010/main" val="0"/>
@@ -3477,7 +3542,7 @@
       </w:r>
     </w:p>
     <w:sectPr>
-      <w:headerReference w:type="first" r:id="rId15"/>
+      <w:headerReference w:type="first" r:id="rId16"/>
       <w:pgSz w:w="12240" w:h="15840"/>
       <w:pgMar w:top="1440" w:right="1440" w:bottom="1440" w:left="1440" w:header="720" w:footer="720" w:gutter="0"/>
       <w:cols w:space="720"/>
